--- a/Files/01 - Bereshis/03 - Lech Lecha/5786/ Lech Lecha (1)/Lech Lecha 5786 (1).docx
+++ b/Files/01 - Bereshis/03 - Lech Lecha/5786/ Lech Lecha (1)/Lech Lecha 5786 (1).docx
@@ -2520,7 +2520,7 @@
         <w:rPr>
           <w:rFonts w:ascii="Times New Roman" w:hAnsi="Times New Roman" w:cs="Times New Roman"/>
         </w:rPr>
-        <w:t xml:space="preserve">. We understand that that we do everything that </w:t>
+        <w:t xml:space="preserve">. We understand that we do everything that </w:t>
       </w:r>
       <w:r>
         <w:rPr>
